--- a/output_receita_federal/nota_pgfn/documents/nota_pgfn_981_nodate.docx
+++ b/output_receita_federal/nota_pgfn/documents/nota_pgfn_981_nodate.docx
@@ -13,6 +13,552 @@
     <w:p>
       <w:r>
         <w:t>Documento público. Ausência de sigilo. Recurso Extraordinário nº 614.406/RS. Recurso representativo de controvérsia. Feito submetido à sistemática do artigo 543-B do CPC. Art.19, inc. IV, da Lei nº 10.522/2002. Inclusão do tema na lista do art. 1º, V, da Portaria PGFN nº 294/2010. Nota Explicativa do art. 3º da Portaria Conjunta PGFN/RFB nº 01/2014.</w:t>
+      </w:r>
+    </w:p>
+    <w:p>
+      <w:pPr>
+        <w:jc w:val="center"/>
+      </w:pPr>
+      <w:r>
+        <w:drawing>
+          <wp:inline xmlns:a="http://schemas.openxmlformats.org/drawingml/2006/main" xmlns:pic="http://schemas.openxmlformats.org/drawingml/2006/picture">
+            <wp:extent cx="649224" cy="863254"/>
+            <wp:docPr id="1" name="Picture 1"/>
+            <wp:cNvGraphicFramePr>
+              <a:graphicFrameLocks noChangeAspect="1"/>
+            </wp:cNvGraphicFramePr>
+            <a:graphic>
+              <a:graphicData uri="http://schemas.openxmlformats.org/drawingml/2006/picture">
+                <pic:pic>
+                  <pic:nvPicPr>
+                    <pic:cNvPr id="0" name="image.png"/>
+                    <pic:cNvPicPr/>
+                  </pic:nvPicPr>
+                  <pic:blipFill>
+                    <a:blip r:embed="rId9"/>
+                    <a:stretch>
+                      <a:fillRect/>
+                    </a:stretch>
+                  </pic:blipFill>
+                  <pic:spPr>
+                    <a:xfrm>
+                      <a:off x="0" y="0"/>
+                      <a:ext cx="649224" cy="863254"/>
+                    </a:xfrm>
+                    <a:prstGeom prst="rect"/>
+                  </pic:spPr>
+                </pic:pic>
+              </a:graphicData>
+            </a:graphic>
+          </wp:inline>
+        </w:drawing>
+      </w:r>
+    </w:p>
+    <w:p>
+      <w:pPr>
+        <w:jc w:val="center"/>
+      </w:pPr>
+      <w:r>
+        <w:drawing>
+          <wp:inline xmlns:a="http://schemas.openxmlformats.org/drawingml/2006/main" xmlns:pic="http://schemas.openxmlformats.org/drawingml/2006/picture">
+            <wp:extent cx="649224" cy="853246"/>
+            <wp:docPr id="2" name="Picture 2"/>
+            <wp:cNvGraphicFramePr>
+              <a:graphicFrameLocks noChangeAspect="1"/>
+            </wp:cNvGraphicFramePr>
+            <a:graphic>
+              <a:graphicData uri="http://schemas.openxmlformats.org/drawingml/2006/picture">
+                <pic:pic>
+                  <pic:nvPicPr>
+                    <pic:cNvPr id="0" name="image.png"/>
+                    <pic:cNvPicPr/>
+                  </pic:nvPicPr>
+                  <pic:blipFill>
+                    <a:blip r:embed="rId10"/>
+                    <a:stretch>
+                      <a:fillRect/>
+                    </a:stretch>
+                  </pic:blipFill>
+                  <pic:spPr>
+                    <a:xfrm>
+                      <a:off x="0" y="0"/>
+                      <a:ext cx="649224" cy="853246"/>
+                    </a:xfrm>
+                    <a:prstGeom prst="rect"/>
+                  </pic:spPr>
+                </pic:pic>
+              </a:graphicData>
+            </a:graphic>
+          </wp:inline>
+        </w:drawing>
+      </w:r>
+    </w:p>
+    <w:p>
+      <w:pPr>
+        <w:jc w:val="center"/>
+      </w:pPr>
+      <w:r>
+        <w:drawing>
+          <wp:inline xmlns:a="http://schemas.openxmlformats.org/drawingml/2006/main" xmlns:pic="http://schemas.openxmlformats.org/drawingml/2006/picture">
+            <wp:extent cx="649224" cy="869917"/>
+            <wp:docPr id="3" name="Picture 3"/>
+            <wp:cNvGraphicFramePr>
+              <a:graphicFrameLocks noChangeAspect="1"/>
+            </wp:cNvGraphicFramePr>
+            <a:graphic>
+              <a:graphicData uri="http://schemas.openxmlformats.org/drawingml/2006/picture">
+                <pic:pic>
+                  <pic:nvPicPr>
+                    <pic:cNvPr id="0" name="image.png"/>
+                    <pic:cNvPicPr/>
+                  </pic:nvPicPr>
+                  <pic:blipFill>
+                    <a:blip r:embed="rId11"/>
+                    <a:stretch>
+                      <a:fillRect/>
+                    </a:stretch>
+                  </pic:blipFill>
+                  <pic:spPr>
+                    <a:xfrm>
+                      <a:off x="0" y="0"/>
+                      <a:ext cx="649224" cy="869917"/>
+                    </a:xfrm>
+                    <a:prstGeom prst="rect"/>
+                  </pic:spPr>
+                </pic:pic>
+              </a:graphicData>
+            </a:graphic>
+          </wp:inline>
+        </w:drawing>
+      </w:r>
+    </w:p>
+    <w:p>
+      <w:pPr>
+        <w:jc w:val="center"/>
+      </w:pPr>
+      <w:r>
+        <w:drawing>
+          <wp:inline xmlns:a="http://schemas.openxmlformats.org/drawingml/2006/main" xmlns:pic="http://schemas.openxmlformats.org/drawingml/2006/picture">
+            <wp:extent cx="649224" cy="856243"/>
+            <wp:docPr id="4" name="Picture 4"/>
+            <wp:cNvGraphicFramePr>
+              <a:graphicFrameLocks noChangeAspect="1"/>
+            </wp:cNvGraphicFramePr>
+            <a:graphic>
+              <a:graphicData uri="http://schemas.openxmlformats.org/drawingml/2006/picture">
+                <pic:pic>
+                  <pic:nvPicPr>
+                    <pic:cNvPr id="0" name="image.png"/>
+                    <pic:cNvPicPr/>
+                  </pic:nvPicPr>
+                  <pic:blipFill>
+                    <a:blip r:embed="rId12"/>
+                    <a:stretch>
+                      <a:fillRect/>
+                    </a:stretch>
+                  </pic:blipFill>
+                  <pic:spPr>
+                    <a:xfrm>
+                      <a:off x="0" y="0"/>
+                      <a:ext cx="649224" cy="856243"/>
+                    </a:xfrm>
+                    <a:prstGeom prst="rect"/>
+                  </pic:spPr>
+                </pic:pic>
+              </a:graphicData>
+            </a:graphic>
+          </wp:inline>
+        </w:drawing>
+      </w:r>
+    </w:p>
+    <w:p>
+      <w:pPr>
+        <w:jc w:val="center"/>
+      </w:pPr>
+      <w:r>
+        <w:drawing>
+          <wp:inline xmlns:a="http://schemas.openxmlformats.org/drawingml/2006/main" xmlns:pic="http://schemas.openxmlformats.org/drawingml/2006/picture">
+            <wp:extent cx="649224" cy="871836"/>
+            <wp:docPr id="5" name="Picture 5"/>
+            <wp:cNvGraphicFramePr>
+              <a:graphicFrameLocks noChangeAspect="1"/>
+            </wp:cNvGraphicFramePr>
+            <a:graphic>
+              <a:graphicData uri="http://schemas.openxmlformats.org/drawingml/2006/picture">
+                <pic:pic>
+                  <pic:nvPicPr>
+                    <pic:cNvPr id="0" name="image.png"/>
+                    <pic:cNvPicPr/>
+                  </pic:nvPicPr>
+                  <pic:blipFill>
+                    <a:blip r:embed="rId13"/>
+                    <a:stretch>
+                      <a:fillRect/>
+                    </a:stretch>
+                  </pic:blipFill>
+                  <pic:spPr>
+                    <a:xfrm>
+                      <a:off x="0" y="0"/>
+                      <a:ext cx="649224" cy="871836"/>
+                    </a:xfrm>
+                    <a:prstGeom prst="rect"/>
+                  </pic:spPr>
+                </pic:pic>
+              </a:graphicData>
+            </a:graphic>
+          </wp:inline>
+        </w:drawing>
+      </w:r>
+    </w:p>
+    <w:p>
+      <w:pPr>
+        <w:jc w:val="center"/>
+      </w:pPr>
+      <w:r>
+        <w:drawing>
+          <wp:inline xmlns:a="http://schemas.openxmlformats.org/drawingml/2006/main" xmlns:pic="http://schemas.openxmlformats.org/drawingml/2006/picture">
+            <wp:extent cx="649224" cy="854168"/>
+            <wp:docPr id="6" name="Picture 6"/>
+            <wp:cNvGraphicFramePr>
+              <a:graphicFrameLocks noChangeAspect="1"/>
+            </wp:cNvGraphicFramePr>
+            <a:graphic>
+              <a:graphicData uri="http://schemas.openxmlformats.org/drawingml/2006/picture">
+                <pic:pic>
+                  <pic:nvPicPr>
+                    <pic:cNvPr id="0" name="image.png"/>
+                    <pic:cNvPicPr/>
+                  </pic:nvPicPr>
+                  <pic:blipFill>
+                    <a:blip r:embed="rId14"/>
+                    <a:stretch>
+                      <a:fillRect/>
+                    </a:stretch>
+                  </pic:blipFill>
+                  <pic:spPr>
+                    <a:xfrm>
+                      <a:off x="0" y="0"/>
+                      <a:ext cx="649224" cy="854168"/>
+                    </a:xfrm>
+                    <a:prstGeom prst="rect"/>
+                  </pic:spPr>
+                </pic:pic>
+              </a:graphicData>
+            </a:graphic>
+          </wp:inline>
+        </w:drawing>
+      </w:r>
+    </w:p>
+    <w:p>
+      <w:pPr>
+        <w:jc w:val="center"/>
+      </w:pPr>
+      <w:r>
+        <w:drawing>
+          <wp:inline xmlns:a="http://schemas.openxmlformats.org/drawingml/2006/main" xmlns:pic="http://schemas.openxmlformats.org/drawingml/2006/picture">
+            <wp:extent cx="649224" cy="867289"/>
+            <wp:docPr id="7" name="Picture 7"/>
+            <wp:cNvGraphicFramePr>
+              <a:graphicFrameLocks noChangeAspect="1"/>
+            </wp:cNvGraphicFramePr>
+            <a:graphic>
+              <a:graphicData uri="http://schemas.openxmlformats.org/drawingml/2006/picture">
+                <pic:pic>
+                  <pic:nvPicPr>
+                    <pic:cNvPr id="0" name="image.png"/>
+                    <pic:cNvPicPr/>
+                  </pic:nvPicPr>
+                  <pic:blipFill>
+                    <a:blip r:embed="rId15"/>
+                    <a:stretch>
+                      <a:fillRect/>
+                    </a:stretch>
+                  </pic:blipFill>
+                  <pic:spPr>
+                    <a:xfrm>
+                      <a:off x="0" y="0"/>
+                      <a:ext cx="649224" cy="867289"/>
+                    </a:xfrm>
+                    <a:prstGeom prst="rect"/>
+                  </pic:spPr>
+                </pic:pic>
+              </a:graphicData>
+            </a:graphic>
+          </wp:inline>
+        </w:drawing>
+      </w:r>
+    </w:p>
+    <w:p>
+      <w:pPr>
+        <w:jc w:val="center"/>
+      </w:pPr>
+      <w:r>
+        <w:drawing>
+          <wp:inline xmlns:a="http://schemas.openxmlformats.org/drawingml/2006/main" xmlns:pic="http://schemas.openxmlformats.org/drawingml/2006/picture">
+            <wp:extent cx="649224" cy="856751"/>
+            <wp:docPr id="8" name="Picture 8"/>
+            <wp:cNvGraphicFramePr>
+              <a:graphicFrameLocks noChangeAspect="1"/>
+            </wp:cNvGraphicFramePr>
+            <a:graphic>
+              <a:graphicData uri="http://schemas.openxmlformats.org/drawingml/2006/picture">
+                <pic:pic>
+                  <pic:nvPicPr>
+                    <pic:cNvPr id="0" name="image.png"/>
+                    <pic:cNvPicPr/>
+                  </pic:nvPicPr>
+                  <pic:blipFill>
+                    <a:blip r:embed="rId16"/>
+                    <a:stretch>
+                      <a:fillRect/>
+                    </a:stretch>
+                  </pic:blipFill>
+                  <pic:spPr>
+                    <a:xfrm>
+                      <a:off x="0" y="0"/>
+                      <a:ext cx="649224" cy="856751"/>
+                    </a:xfrm>
+                    <a:prstGeom prst="rect"/>
+                  </pic:spPr>
+                </pic:pic>
+              </a:graphicData>
+            </a:graphic>
+          </wp:inline>
+        </w:drawing>
+      </w:r>
+    </w:p>
+    <w:p>
+      <w:pPr>
+        <w:jc w:val="center"/>
+      </w:pPr>
+      <w:r>
+        <w:drawing>
+          <wp:inline xmlns:a="http://schemas.openxmlformats.org/drawingml/2006/main" xmlns:pic="http://schemas.openxmlformats.org/drawingml/2006/picture">
+            <wp:extent cx="649224" cy="869191"/>
+            <wp:docPr id="9" name="Picture 9"/>
+            <wp:cNvGraphicFramePr>
+              <a:graphicFrameLocks noChangeAspect="1"/>
+            </wp:cNvGraphicFramePr>
+            <a:graphic>
+              <a:graphicData uri="http://schemas.openxmlformats.org/drawingml/2006/picture">
+                <pic:pic>
+                  <pic:nvPicPr>
+                    <pic:cNvPr id="0" name="image.png"/>
+                    <pic:cNvPicPr/>
+                  </pic:nvPicPr>
+                  <pic:blipFill>
+                    <a:blip r:embed="rId17"/>
+                    <a:stretch>
+                      <a:fillRect/>
+                    </a:stretch>
+                  </pic:blipFill>
+                  <pic:spPr>
+                    <a:xfrm>
+                      <a:off x="0" y="0"/>
+                      <a:ext cx="649224" cy="869191"/>
+                    </a:xfrm>
+                    <a:prstGeom prst="rect"/>
+                  </pic:spPr>
+                </pic:pic>
+              </a:graphicData>
+            </a:graphic>
+          </wp:inline>
+        </w:drawing>
+      </w:r>
+    </w:p>
+    <w:p>
+      <w:pPr>
+        <w:jc w:val="center"/>
+      </w:pPr>
+      <w:r>
+        <w:drawing>
+          <wp:inline xmlns:a="http://schemas.openxmlformats.org/drawingml/2006/main" xmlns:pic="http://schemas.openxmlformats.org/drawingml/2006/picture">
+            <wp:extent cx="649224" cy="853246"/>
+            <wp:docPr id="10" name="Picture 10"/>
+            <wp:cNvGraphicFramePr>
+              <a:graphicFrameLocks noChangeAspect="1"/>
+            </wp:cNvGraphicFramePr>
+            <a:graphic>
+              <a:graphicData uri="http://schemas.openxmlformats.org/drawingml/2006/picture">
+                <pic:pic>
+                  <pic:nvPicPr>
+                    <pic:cNvPr id="0" name="image.png"/>
+                    <pic:cNvPicPr/>
+                  </pic:nvPicPr>
+                  <pic:blipFill>
+                    <a:blip r:embed="rId18"/>
+                    <a:stretch>
+                      <a:fillRect/>
+                    </a:stretch>
+                  </pic:blipFill>
+                  <pic:spPr>
+                    <a:xfrm>
+                      <a:off x="0" y="0"/>
+                      <a:ext cx="649224" cy="853246"/>
+                    </a:xfrm>
+                    <a:prstGeom prst="rect"/>
+                  </pic:spPr>
+                </pic:pic>
+              </a:graphicData>
+            </a:graphic>
+          </wp:inline>
+        </w:drawing>
+      </w:r>
+    </w:p>
+    <w:p>
+      <w:pPr>
+        <w:jc w:val="center"/>
+      </w:pPr>
+      <w:r>
+        <w:drawing>
+          <wp:inline xmlns:a="http://schemas.openxmlformats.org/drawingml/2006/main" xmlns:pic="http://schemas.openxmlformats.org/drawingml/2006/picture">
+            <wp:extent cx="649224" cy="870631"/>
+            <wp:docPr id="11" name="Picture 11"/>
+            <wp:cNvGraphicFramePr>
+              <a:graphicFrameLocks noChangeAspect="1"/>
+            </wp:cNvGraphicFramePr>
+            <a:graphic>
+              <a:graphicData uri="http://schemas.openxmlformats.org/drawingml/2006/picture">
+                <pic:pic>
+                  <pic:nvPicPr>
+                    <pic:cNvPr id="0" name="image.png"/>
+                    <pic:cNvPicPr/>
+                  </pic:nvPicPr>
+                  <pic:blipFill>
+                    <a:blip r:embed="rId19"/>
+                    <a:stretch>
+                      <a:fillRect/>
+                    </a:stretch>
+                  </pic:blipFill>
+                  <pic:spPr>
+                    <a:xfrm>
+                      <a:off x="0" y="0"/>
+                      <a:ext cx="649224" cy="870631"/>
+                    </a:xfrm>
+                    <a:prstGeom prst="rect"/>
+                  </pic:spPr>
+                </pic:pic>
+              </a:graphicData>
+            </a:graphic>
+          </wp:inline>
+        </w:drawing>
+      </w:r>
+    </w:p>
+    <w:p>
+      <w:pPr>
+        <w:jc w:val="center"/>
+      </w:pPr>
+      <w:r>
+        <w:drawing>
+          <wp:inline xmlns:a="http://schemas.openxmlformats.org/drawingml/2006/main" xmlns:pic="http://schemas.openxmlformats.org/drawingml/2006/picture">
+            <wp:extent cx="649224" cy="858129"/>
+            <wp:docPr id="12" name="Picture 12"/>
+            <wp:cNvGraphicFramePr>
+              <a:graphicFrameLocks noChangeAspect="1"/>
+            </wp:cNvGraphicFramePr>
+            <a:graphic>
+              <a:graphicData uri="http://schemas.openxmlformats.org/drawingml/2006/picture">
+                <pic:pic>
+                  <pic:nvPicPr>
+                    <pic:cNvPr id="0" name="image.png"/>
+                    <pic:cNvPicPr/>
+                  </pic:nvPicPr>
+                  <pic:blipFill>
+                    <a:blip r:embed="rId20"/>
+                    <a:stretch>
+                      <a:fillRect/>
+                    </a:stretch>
+                  </pic:blipFill>
+                  <pic:spPr>
+                    <a:xfrm>
+                      <a:off x="0" y="0"/>
+                      <a:ext cx="649224" cy="858129"/>
+                    </a:xfrm>
+                    <a:prstGeom prst="rect"/>
+                  </pic:spPr>
+                </pic:pic>
+              </a:graphicData>
+            </a:graphic>
+          </wp:inline>
+        </w:drawing>
+      </w:r>
+    </w:p>
+    <w:p>
+      <w:pPr>
+        <w:jc w:val="center"/>
+      </w:pPr>
+      <w:r>
+        <w:drawing>
+          <wp:inline xmlns:a="http://schemas.openxmlformats.org/drawingml/2006/main" xmlns:pic="http://schemas.openxmlformats.org/drawingml/2006/picture">
+            <wp:extent cx="649224" cy="857200"/>
+            <wp:docPr id="13" name="Picture 13"/>
+            <wp:cNvGraphicFramePr>
+              <a:graphicFrameLocks noChangeAspect="1"/>
+            </wp:cNvGraphicFramePr>
+            <a:graphic>
+              <a:graphicData uri="http://schemas.openxmlformats.org/drawingml/2006/picture">
+                <pic:pic>
+                  <pic:nvPicPr>
+                    <pic:cNvPr id="0" name="image.png"/>
+                    <pic:cNvPicPr/>
+                  </pic:nvPicPr>
+                  <pic:blipFill>
+                    <a:blip r:embed="rId21"/>
+                    <a:stretch>
+                      <a:fillRect/>
+                    </a:stretch>
+                  </pic:blipFill>
+                  <pic:spPr>
+                    <a:xfrm>
+                      <a:off x="0" y="0"/>
+                      <a:ext cx="649224" cy="857200"/>
+                    </a:xfrm>
+                    <a:prstGeom prst="rect"/>
+                  </pic:spPr>
+                </pic:pic>
+              </a:graphicData>
+            </a:graphic>
+          </wp:inline>
+        </w:drawing>
+      </w:r>
+    </w:p>
+    <w:p>
+      <w:pPr>
+        <w:jc w:val="center"/>
+      </w:pPr>
+      <w:r>
+        <w:drawing>
+          <wp:inline xmlns:a="http://schemas.openxmlformats.org/drawingml/2006/main" xmlns:pic="http://schemas.openxmlformats.org/drawingml/2006/picture">
+            <wp:extent cx="649224" cy="856527"/>
+            <wp:docPr id="14" name="Picture 14"/>
+            <wp:cNvGraphicFramePr>
+              <a:graphicFrameLocks noChangeAspect="1"/>
+            </wp:cNvGraphicFramePr>
+            <a:graphic>
+              <a:graphicData uri="http://schemas.openxmlformats.org/drawingml/2006/picture">
+                <pic:pic>
+                  <pic:nvPicPr>
+                    <pic:cNvPr id="0" name="image.png"/>
+                    <pic:cNvPicPr/>
+                  </pic:nvPicPr>
+                  <pic:blipFill>
+                    <a:blip r:embed="rId22"/>
+                    <a:stretch>
+                      <a:fillRect/>
+                    </a:stretch>
+                  </pic:blipFill>
+                  <pic:spPr>
+                    <a:xfrm>
+                      <a:off x="0" y="0"/>
+                      <a:ext cx="649224" cy="856527"/>
+                    </a:xfrm>
+                    <a:prstGeom prst="rect"/>
+                  </pic:spPr>
+                </pic:pic>
+              </a:graphicData>
+            </a:graphic>
+          </wp:inline>
+        </w:drawing>
       </w:r>
     </w:p>
     <w:sectPr>
